--- a/Daily Reports/27_10_2026-CBOT Reports.docx
+++ b/Daily Reports/27_10_2026-CBOT Reports.docx
@@ -104,7 +104,7 @@
           <w:color w:val="5C768D"/>
           <w:sz w:val="19"/>
         </w:rPr>
-        <w:t>Cập nhật tự động qua `macro_tracker.py` vào lúc 15:55 ICT ngày 27/10/2026</w:t>
+        <w:t>Cập nhật tự động qua `macro_tracker.py` vào lúc 16:01 ICT ngày 27/10/2026</w:t>
       </w:r>
     </w:p>
     <w:tbl>
@@ -313,7 +313,7 @@
               <w:rPr>
                 <w:b/>
               </w:rPr>
-              <w:t>111.71 / thùng</w:t>
+              <w:t>111.59 / thùng</w:t>
             </w:r>
           </w:p>
         </w:tc>
@@ -344,7 +344,7 @@
               <w:rPr>
                 <w:b/>
               </w:rPr>
-              <w:t>-3.54%</w:t>
+              <w:t>-3.64%</w:t>
             </w:r>
           </w:p>
         </w:tc>
@@ -442,7 +442,7 @@
               <w:rPr>
                 <w:b/>
               </w:rPr>
-              <w:t>102.16</w:t>
+              <w:t>102.18</w:t>
             </w:r>
           </w:p>
         </w:tc>
@@ -473,7 +473,7 @@
               <w:rPr>
                 <w:b/>
               </w:rPr>
-              <w:t>+0.20%</w:t>
+              <w:t>+0.22%</w:t>
             </w:r>
           </w:p>
         </w:tc>
@@ -1218,7 +1218,7 @@
         <w:rPr>
           <w:b/>
         </w:rPr>
-        <w:t>`111.71` (-3.54%)</w:t>
+        <w:t>`111.59` (-3.64%)</w:t>
       </w:r>
       <w:r>
         <w:t xml:space="preserve"> | DXY: </w:t>
@@ -1227,7 +1227,7 @@
         <w:rPr>
           <w:b/>
         </w:rPr>
-        <w:t>`102.16` (+0.20%)</w:t>
+        <w:t>`102.18` (+0.22%)</w:t>
       </w:r>
       <w:r>
         <w:t xml:space="preserve"> | Lúa mì CBOT: </w:t>
@@ -1306,7 +1306,7 @@
           <w:color w:val="5C768D"/>
           <w:sz w:val="19"/>
         </w:rPr>
-        <w:t>Cập nhật tự động lúc 15:55 ICT ngày 27/10/2026 — Nguồn: NOAA, USDA, BOM Australia</w:t>
+        <w:t>Cập nhật tự động lúc 16:01 ICT ngày 27/10/2026 — Nguồn: NOAA, USDA, BOM Australia</w:t>
       </w:r>
     </w:p>
     <w:p>
@@ -3605,7 +3605,7 @@
               <w:rPr>
                 <w:b/>
               </w:rPr>
-              <w:t>454.03 (-0.22)</w:t>
+              <w:t>454.02 (-0.23)</w:t>
             </w:r>
           </w:p>
         </w:tc>
@@ -11614,10 +11614,10 @@
         <w:rPr>
           <w:b/>
         </w:rPr>
-        <w:t>`454.03 cents`</w:t>
+        <w:t>`454.02 cents`</w:t>
       </w:r>
       <w:r>
-        <w:t xml:space="preserve"> (-0.22).</w:t>
+        <w:t xml:space="preserve"> (-0.23).</w:t>
       </w:r>
     </w:p>
     <w:p>
@@ -11638,7 +11638,7 @@
         <w:rPr>
           <w:b/>
         </w:rPr>
-        <w:t>`8,571`</w:t>
+        <w:t>`8,915`</w:t>
       </w:r>
       <w:r>
         <w:t xml:space="preserve"> (Chênh lệch: </w:t>
@@ -11647,7 +11647,7 @@
         <w:rPr>
           <w:b/>
         </w:rPr>
-        <w:t>`-211,077`</w:t>
+        <w:t>`-210,733`</w:t>
       </w:r>
       <w:r>
         <w:t xml:space="preserve">) | OI: </w:t>
@@ -11981,7 +11981,7 @@
               <w:rPr>
                 <w:b/>
               </w:rPr>
-              <w:t>111.71</w:t>
+              <w:t>111.59</w:t>
             </w:r>
           </w:p>
         </w:tc>
@@ -12012,7 +12012,7 @@
               <w:rPr>
                 <w:b/>
               </w:rPr>
-              <w:t>-3.54%</w:t>
+              <w:t>-3.64%</w:t>
             </w:r>
           </w:p>
         </w:tc>
@@ -12104,7 +12104,7 @@
               <w:rPr>
                 <w:b/>
               </w:rPr>
-              <w:t>102.16</w:t>
+              <w:t>102.18</w:t>
             </w:r>
           </w:p>
         </w:tc>
@@ -12135,7 +12135,7 @@
               <w:rPr>
                 <w:b/>
               </w:rPr>
-              <w:t>+0.20%</w:t>
+              <w:t>+0.22%</w:t>
             </w:r>
           </w:p>
         </w:tc>
@@ -21820,7 +21820,7 @@
         <w:rPr>
           <w:b/>
         </w:rPr>
-        <w:t>`6,188`</w:t>
+        <w:t>`6,246`</w:t>
       </w:r>
       <w:r>
         <w:t xml:space="preserve"> (Chênh lệch: </w:t>
@@ -21829,7 +21829,7 @@
         <w:rPr>
           <w:b/>
         </w:rPr>
-        <w:t>`-63,979`</w:t>
+        <w:t>`-63,921`</w:t>
       </w:r>
       <w:r>
         <w:t xml:space="preserve">) | OI: </w:t>
@@ -22163,7 +22163,7 @@
               <w:rPr>
                 <w:b/>
               </w:rPr>
-              <w:t>111.71</w:t>
+              <w:t>111.59</w:t>
             </w:r>
           </w:p>
         </w:tc>
@@ -22194,7 +22194,7 @@
               <w:rPr>
                 <w:b/>
               </w:rPr>
-              <w:t>-3.54%</w:t>
+              <w:t>-3.64%</w:t>
             </w:r>
           </w:p>
         </w:tc>
@@ -22286,7 +22286,7 @@
               <w:rPr>
                 <w:b/>
               </w:rPr>
-              <w:t>102.16</w:t>
+              <w:t>102.18</w:t>
             </w:r>
           </w:p>
         </w:tc>
@@ -22317,7 +22317,7 @@
               <w:rPr>
                 <w:b/>
               </w:rPr>
-              <w:t>+0.20%</w:t>
+              <w:t>+0.22%</w:t>
             </w:r>
           </w:p>
         </w:tc>
